--- a/policies/build/chapters_v2/IMS/Documents/IMS_Package_v2/IMS1/SOP_IMS1_meeting_information_needs.docx
+++ b/policies/build/chapters_v2/IMS/Documents/IMS_Package_v2/IMS1/SOP_IMS1_meeting_information_needs.docx
@@ -321,34 +321,22 @@
     </w:p>
     <w:p>
       <w:r>
-        <w:t xml:space="preserve">Medical Records Officer / HIM In-Charge: </w:t>
-      </w:r>
-      <w:r>
-        <w:t>owns the day-to-day running of this policy, keeps the required records current, and coordinates record review.</w:t>
+        <w:t xml:space="preserve">Medical Records Officer / HIM In-Charge: owns the day-to-day running of this policy, keeps the required records current, and coordinates record review.</w:t>
       </w:r>
     </w:p>
     <w:p>
       <w:r>
-        <w:t xml:space="preserve">IT In-Charge: </w:t>
-      </w:r>
-      <w:r>
-        <w:t>owns the information systems, network maintenance, backup, security controls and licensing this policy requires.</w:t>
+        <w:t xml:space="preserve">IT In-Charge: owns the information systems, network maintenance, backup, security controls and licensing this policy requires.</w:t>
       </w:r>
     </w:p>
     <w:p>
       <w:r>
-        <w:t xml:space="preserve">Medical Superintendent: </w:t>
-      </w:r>
-      <w:r>
-        <w:t>escalation point for any unresolved gap, and approves retention, destruction and disclosure decisions requiring sign-off.</w:t>
+        <w:t xml:space="preserve">Medical Superintendent: escalation point for any unresolved gap, and approves retention, destruction and disclosure decisions requiring sign-off.</w:t>
       </w:r>
     </w:p>
     <w:p>
       <w:r>
-        <w:t xml:space="preserve">Quality Coordinator: </w:t>
-      </w:r>
-      <w:r>
-        <w:t>audits this policy periodically, checks records against the steps below, and flags gaps for corrective action.</w:t>
+        <w:t xml:space="preserve">Quality Coordinator: audits this policy periodically, checks records against the steps below, and flags gaps for corrective action.</w:t>
       </w:r>
     </w:p>
     <w:p>
@@ -627,6 +615,14 @@
           <w:t>National Fire Protection Association. NFPA 75 — Standard for the Fire Protection of Information Technology Equipment.</w:t>
         </w:r>
       </w:hyperlink>
+    </w:p>
+    <w:p>
+      <w:pPr>
+        <w:pStyle w:val="ListParagraph"/>
+      </w:pPr>
+      <w:r>
+        <w:t>Bureau of Indian Standards — National Building Code of India 2016, Part 4: Fire and Life Safety (the applicable Indian reference alongside NFPA 75 for IT-equipment fire protection).</w:t>
+      </w:r>
     </w:p>
     <w:p>
       <w:pPr>

--- a/policies/build/chapters_v2/IMS/Documents/IMS_Package_v2/IMS1/SOP_IMS1_meeting_information_needs.docx
+++ b/policies/build/chapters_v2/IMS/Documents/IMS_Package_v2/IMS1/SOP_IMS1_meeting_information_needs.docx
@@ -925,12 +925,15 @@
       <w:pPr>
         <w:pStyle w:val="ListParagraph"/>
       </w:pPr>
-      <w:r>
-        <w:rPr>
-          <w:i/>
-        </w:rPr>
-        <w:t>NABH — Accreditation Standards for Hospitals, 6th Edition, IMS.1 — named source, no working link could be verified from here; check directly.</w:t>
-      </w:r>
+      <w:hyperlink r:id="rId15">
+        <w:r>
+          <w:rPr>
+            <w:rStyle w:val="Hyperlink"/>
+            <w:i/>
+          </w:rPr>
+          <w:t>National Accreditation Board for Hospitals and Healthcare Providers. (2025). NABH accreditation standards for hospitals (6th ed.), IMS.1. ISBN 978-81-965264-9-8. https://portal.nabh.co/images/Standards/NABH%20Hospital%20Accreditation%20Standard%206th%20Edition%20January%202025.pdf</w:t>
+        </w:r>
+      </w:hyperlink>
     </w:p>
     <w:p>
       <w:pPr>
